--- a/Cynthia_Sturm_Resume_2026_1.docx
+++ b/Cynthia_Sturm_Resume_2026_1.docx
@@ -93,7 +93,7 @@
           <w:iCs/>
           <w:color w:val="444444"/>
         </w:rPr>
-        <w:t xml:space="preserve">  Oncology &amp; Cardiovascular</w:t>
+        <w:t xml:space="preserve">  </w:t>
       </w:r>
     </w:p>
     <w:p>
@@ -107,43 +107,33 @@
           <w:sz w:val="19"/>
           <w:szCs w:val="19"/>
         </w:rPr>
-        <w:t xml:space="preserve">Porter, </w:t>
-      </w:r>
-      <w:proofErr w:type="gramStart"/>
+        <w:t>Houston</w:t>
+      </w:r>
       <w:r>
         <w:rPr>
           <w:color w:val="444444"/>
           <w:sz w:val="19"/>
           <w:szCs w:val="19"/>
         </w:rPr>
-        <w:t>TX  •</w:t>
-      </w:r>
-      <w:proofErr w:type="gramEnd"/>
+        <w:t xml:space="preserve">, </w:t>
+      </w:r>
+      <w:proofErr w:type="gramStart"/>
       <w:r>
         <w:rPr>
           <w:color w:val="444444"/>
           <w:sz w:val="19"/>
           <w:szCs w:val="19"/>
         </w:rPr>
-        <w:t xml:space="preserve">  703-727-</w:t>
-      </w:r>
-      <w:proofErr w:type="gramStart"/>
+        <w:t>TX  •</w:t>
+      </w:r>
+      <w:proofErr w:type="gramEnd"/>
       <w:r>
         <w:rPr>
           <w:color w:val="444444"/>
           <w:sz w:val="19"/>
           <w:szCs w:val="19"/>
         </w:rPr>
-        <w:t>3937  •</w:t>
-      </w:r>
-      <w:proofErr w:type="gramEnd"/>
-      <w:r>
-        <w:rPr>
-          <w:color w:val="444444"/>
-          <w:sz w:val="19"/>
-          <w:szCs w:val="19"/>
-        </w:rPr>
-        <w:t xml:space="preserve">  </w:t>
+        <w:t xml:space="preserve">   </w:t>
       </w:r>
       <w:proofErr w:type="gramStart"/>
       <w:r>
@@ -197,16 +187,19 @@
         <w:spacing w:before="80" w:after="80"/>
       </w:pPr>
       <w:r>
-        <w:t xml:space="preserve">RN, </w:t>
-      </w:r>
-      <w:r>
-        <w:t>APRN</w:t>
-      </w:r>
-      <w:r>
-        <w:t>,</w:t>
-      </w:r>
-      <w:r>
-        <w:t xml:space="preserve"> and clinical research nurse with 20 years of experience across acute care, critical care, clinical research, and nursing education. Board-certified AGACNP with Texas NP license and independent prescriptive authority. Eight-plus years as a senior research nurse and primary study coordinator in a high-volume academic research unit, with direct experience across Phase 1–4 trials in oncology, hematology, cardiovascular device research, neurology, rare disease, and infectious disease. ONS certified in chemotherapy and biologic infusion. MS in Nursing Education with formal experience as a clinical nurse educator, education coordinator, and adjunct faculty. Currently providing telehealth-based clinical support for a national decentralized trial at Scripps Research.</w:t>
+        <w:t>R</w:t>
+      </w:r>
+      <w:r>
+        <w:t xml:space="preserve">egistered </w:t>
+      </w:r>
+      <w:r>
+        <w:t>N</w:t>
+      </w:r>
+      <w:r>
+        <w:t>urse</w:t>
+      </w:r>
+      <w:r>
+        <w:t>, APRN, and clinical research nurse with 20 years of experience across acute care, critical care, clinical research, and nursing education. Board-certified AGACNP with Texas NP license and independent prescriptive authority. Eight-plus years as a senior research nurse and primary study coordinator in a high-volume academic research unit, with direct experience across Phase 1–4 trials in oncology, hematology, cardiovascular device research, neurology, rare disease, and infectious disease. ONS certified in chemotherapy and biologic infusion. MS in Nursing Education with formal experience as a clinical nurse educator, education coordinator, and adjunct faculty. Currently providing telehealth-based clinical support for a national decentralized trial at Scripps Research.</w:t>
       </w:r>
     </w:p>
     <w:p>
@@ -336,14 +329,6 @@
       </w:r>
       <w:proofErr w:type="gramEnd"/>
       <w:r>
-        <w:t xml:space="preserve">  Vendor &amp; CRO </w:t>
-      </w:r>
-      <w:proofErr w:type="gramStart"/>
-      <w:r>
-        <w:t>Coordination  •</w:t>
-      </w:r>
-      <w:proofErr w:type="gramEnd"/>
-      <w:r>
         <w:t xml:space="preserve">  Independent Prescriptive </w:t>
       </w:r>
       <w:proofErr w:type="gramStart"/>
@@ -615,52 +600,8 @@
           <w:i/>
           <w:iCs/>
         </w:rPr>
-        <w:t>Oncology, Hematology &amp; Infusion:</w:t>
-      </w:r>
-    </w:p>
-    <w:p>
-      <w:pPr>
-        <w:pStyle w:val="ListParagraph"/>
-        <w:numPr>
-          <w:ilvl w:val="0"/>
-          <w:numId w:val="2"/>
-        </w:numPr>
-        <w:spacing w:before="30" w:after="30"/>
-      </w:pPr>
-      <w:r>
-        <w:t>Administered chemotherapy and biologic infusions to oncology and hematology patients enrolled in clinical trials; ONS certified in chemotherapy and biologic infusion</w:t>
-      </w:r>
-    </w:p>
-    <w:p>
-      <w:pPr>
-        <w:pStyle w:val="ListParagraph"/>
-        <w:numPr>
-          <w:ilvl w:val="0"/>
-          <w:numId w:val="2"/>
-        </w:numPr>
-        <w:spacing w:before="30" w:after="30"/>
-      </w:pPr>
-      <w:r>
-        <w:t>Coordinated gene therapy studies in which patients received viral vectors to enable enzyme production, including participant education, infusion monitoring, and safety surveillance</w:t>
-      </w:r>
-    </w:p>
-    <w:p>
-      <w:pPr>
-        <w:pStyle w:val="ListParagraph"/>
-        <w:numPr>
-          <w:ilvl w:val="0"/>
-          <w:numId w:val="2"/>
-        </w:numPr>
-        <w:spacing w:before="30" w:after="30"/>
-      </w:pPr>
-      <w:r>
-        <w:t>Educated patients and care team members on investigational therapies, expected side effects, and safety monitoring requirements</w:t>
-      </w:r>
-    </w:p>
-    <w:p>
-      <w:pPr>
-        <w:spacing w:before="60" w:after="20"/>
-      </w:pPr>
+        <w:t>Oncology, Hematology</w:t>
+      </w:r>
       <w:r>
         <w:rPr>
           <w:b/>
@@ -668,6 +609,68 @@
           <w:i/>
           <w:iCs/>
         </w:rPr>
+        <w:t>, Rare Disease, &amp; Infusion</w:t>
+      </w:r>
+      <w:r>
+        <w:rPr>
+          <w:b/>
+          <w:bCs/>
+          <w:i/>
+          <w:iCs/>
+        </w:rPr>
+        <w:t>:</w:t>
+      </w:r>
+    </w:p>
+    <w:p>
+      <w:pPr>
+        <w:pStyle w:val="ListParagraph"/>
+        <w:numPr>
+          <w:ilvl w:val="0"/>
+          <w:numId w:val="2"/>
+        </w:numPr>
+        <w:spacing w:before="30" w:after="30"/>
+      </w:pPr>
+      <w:r>
+        <w:t>Administered chemotherapy and biologic infusions to oncology and hematology patients enrolled in clinical trials; ONS certified in chemotherapy and biologic infusion</w:t>
+      </w:r>
+    </w:p>
+    <w:p>
+      <w:pPr>
+        <w:pStyle w:val="ListParagraph"/>
+        <w:numPr>
+          <w:ilvl w:val="0"/>
+          <w:numId w:val="2"/>
+        </w:numPr>
+        <w:spacing w:before="30" w:after="30"/>
+      </w:pPr>
+      <w:r>
+        <w:t>Coordinated gene therapy studies in which patients received viral vectors to enable enzyme production, including participant education, infusion monitoring, and safety surveillance</w:t>
+      </w:r>
+    </w:p>
+    <w:p>
+      <w:pPr>
+        <w:pStyle w:val="ListParagraph"/>
+        <w:numPr>
+          <w:ilvl w:val="0"/>
+          <w:numId w:val="2"/>
+        </w:numPr>
+        <w:spacing w:before="30" w:after="30"/>
+      </w:pPr>
+      <w:r>
+        <w:t>Educated patients and care team members on investigational therapies, expected side effects, and safety monitoring requirements</w:t>
+      </w:r>
+    </w:p>
+    <w:p>
+      <w:pPr>
+        <w:spacing w:before="60" w:after="20"/>
+      </w:pPr>
+      <w:r>
+        <w:rPr>
+          <w:b/>
+          <w:bCs/>
+          <w:i/>
+          <w:iCs/>
+        </w:rPr>
         <w:t>Trial Operations &amp; Quality:</w:t>
       </w:r>
     </w:p>
@@ -729,7 +732,13 @@
         <w:spacing w:before="30" w:after="30"/>
       </w:pPr>
       <w:r>
-        <w:t>Reported protocol deviations, SAEs, and unanticipated problems to IRB, DSMC, sponsors, and FDA in compliance with applicable timelines</w:t>
+        <w:t>Reported protocol deviations, SAEs, and unanticipated problems to IRB, DSM</w:t>
+      </w:r>
+      <w:r>
+        <w:t>B</w:t>
+      </w:r>
+      <w:r>
+        <w:t>, sponsors, and FDA in compliance with applicable timelines</w:t>
       </w:r>
     </w:p>
     <w:p>
@@ -769,7 +778,7 @@
           <w:sz w:val="22"/>
           <w:szCs w:val="22"/>
         </w:rPr>
-        <w:t xml:space="preserve">Nursing Education </w:t>
+        <w:t xml:space="preserve">Registered Nurse — ICU, ED, IR/Cath Lab, PACU, Outpatient </w:t>
       </w:r>
       <w:proofErr w:type="gramStart"/>
       <w:r>
@@ -779,7 +788,7 @@
           <w:sz w:val="22"/>
           <w:szCs w:val="22"/>
         </w:rPr>
-        <w:t>Coordinator</w:t>
+        <w:t>Infusion</w:t>
       </w:r>
       <w:r>
         <w:rPr>
@@ -792,7 +801,7 @@
         <w:rPr>
           <w:color w:val="444444"/>
         </w:rPr>
-        <w:t xml:space="preserve">  NOVA Medical &amp; Urgent Care Centers — Ashburn, </w:t>
+        <w:t xml:space="preserve">  Various Hospitals — TX &amp; </w:t>
       </w:r>
       <w:proofErr w:type="gramStart"/>
       <w:r>
@@ -806,59 +815,54 @@
         <w:rPr>
           <w:color w:val="444444"/>
         </w:rPr>
-        <w:t xml:space="preserve">  2013–2014</w:t>
-      </w:r>
-    </w:p>
-    <w:p>
-      <w:pPr>
-        <w:pStyle w:val="ListParagraph"/>
-        <w:numPr>
-          <w:ilvl w:val="0"/>
-          <w:numId w:val="2"/>
-        </w:numPr>
-        <w:spacing w:before="30" w:after="30"/>
-      </w:pPr>
-      <w:r>
-        <w:t>Served as nursing educator and education coordinator for a group of four urgent care centers</w:t>
-      </w:r>
-    </w:p>
-    <w:p>
-      <w:pPr>
-        <w:pStyle w:val="ListParagraph"/>
-        <w:numPr>
-          <w:ilvl w:val="0"/>
-          <w:numId w:val="2"/>
-        </w:numPr>
-        <w:spacing w:before="30" w:after="30"/>
-      </w:pPr>
-      <w:r>
-        <w:t>Oriented new nursing staff and provided continuing education for current staff across all locations</w:t>
-      </w:r>
-    </w:p>
-    <w:p>
-      <w:pPr>
-        <w:pStyle w:val="ListParagraph"/>
-        <w:numPr>
-          <w:ilvl w:val="0"/>
-          <w:numId w:val="2"/>
-        </w:numPr>
-        <w:spacing w:before="30" w:after="30"/>
-      </w:pPr>
-      <w:r>
-        <w:t>Developed evidence-based emergency protocols for anaphylaxis, chest pain, respiratory distress, fever, and stroke management</w:t>
-      </w:r>
-    </w:p>
-    <w:p>
-      <w:pPr>
-        <w:pStyle w:val="ListParagraph"/>
-        <w:numPr>
-          <w:ilvl w:val="0"/>
-          <w:numId w:val="2"/>
-        </w:numPr>
-        <w:spacing w:before="30" w:after="30"/>
-      </w:pPr>
-      <w:r>
-        <w:t>Taught BLS and ACLS courses to nurses, providers, and clinical staff</w:t>
+        <w:t xml:space="preserve">  2009–2016</w:t>
+      </w:r>
+    </w:p>
+    <w:p>
+      <w:pPr>
+        <w:pStyle w:val="ListParagraph"/>
+        <w:numPr>
+          <w:ilvl w:val="0"/>
+          <w:numId w:val="2"/>
+        </w:numPr>
+        <w:spacing w:before="30" w:after="30"/>
+      </w:pPr>
+      <w:r>
+        <w:t>Delivered high-acuity nursing care across critical care, emergency, and procedural settings</w:t>
+      </w:r>
+    </w:p>
+    <w:p>
+      <w:pPr>
+        <w:pStyle w:val="ListParagraph"/>
+        <w:numPr>
+          <w:ilvl w:val="0"/>
+          <w:numId w:val="2"/>
+        </w:numPr>
+        <w:spacing w:before="30" w:after="30"/>
+      </w:pPr>
+      <w:r>
+        <w:t>Administered biologics, chemotherapy, and complex IV therapies in outpatient infusion and inpatient settings</w:t>
+      </w:r>
+    </w:p>
+    <w:p>
+      <w:pPr>
+        <w:pStyle w:val="ListParagraph"/>
+        <w:numPr>
+          <w:ilvl w:val="0"/>
+          <w:numId w:val="2"/>
+        </w:numPr>
+        <w:spacing w:before="30" w:after="30"/>
+      </w:pPr>
+      <w:r>
+        <w:t xml:space="preserve">Participated as nurse educator in all Code STEMIs in the </w:t>
+      </w:r>
+      <w:proofErr w:type="spellStart"/>
+      <w:r>
+        <w:t>cath</w:t>
+      </w:r>
+      <w:proofErr w:type="spellEnd"/>
+      <w:r>
+        <w:t xml:space="preserve"> lab</w:t>
       </w:r>
     </w:p>
     <w:p>
@@ -872,7 +876,7 @@
           <w:sz w:val="22"/>
           <w:szCs w:val="22"/>
         </w:rPr>
-        <w:t xml:space="preserve">Clinical Nurse Educator — Critical Care </w:t>
+        <w:t xml:space="preserve">Nursing Education </w:t>
       </w:r>
       <w:proofErr w:type="gramStart"/>
       <w:r>
@@ -882,7 +886,7 @@
           <w:sz w:val="22"/>
           <w:szCs w:val="22"/>
         </w:rPr>
-        <w:t>Services</w:t>
+        <w:t>Coordinator</w:t>
       </w:r>
       <w:r>
         <w:rPr>
@@ -895,7 +899,7 @@
         <w:rPr>
           <w:color w:val="444444"/>
         </w:rPr>
-        <w:t xml:space="preserve">  Prince William Hospital — Manassas, </w:t>
+        <w:t xml:space="preserve">  NOVA Medical &amp; Urgent Care Centers — Ashburn, </w:t>
       </w:r>
       <w:proofErr w:type="gramStart"/>
       <w:r>
@@ -909,33 +913,59 @@
         <w:rPr>
           <w:color w:val="444444"/>
         </w:rPr>
-        <w:t xml:space="preserve">  2013</w:t>
-      </w:r>
-    </w:p>
-    <w:p>
-      <w:pPr>
-        <w:pStyle w:val="ListParagraph"/>
-        <w:numPr>
-          <w:ilvl w:val="0"/>
-          <w:numId w:val="2"/>
-        </w:numPr>
-        <w:spacing w:before="30" w:after="30"/>
-      </w:pPr>
-      <w:r>
-        <w:t>Served as unit-based clinical educator for CCU, PCU, and telemetry monitor technicians</w:t>
-      </w:r>
-    </w:p>
-    <w:p>
-      <w:pPr>
-        <w:pStyle w:val="ListParagraph"/>
-        <w:numPr>
-          <w:ilvl w:val="0"/>
-          <w:numId w:val="2"/>
-        </w:numPr>
-        <w:spacing w:before="30" w:after="30"/>
-      </w:pPr>
-      <w:r>
-        <w:t>Assessed staff learning needs, implemented educational programs, and maintained Joint Commission competency standards across assigned units</w:t>
+        <w:t xml:space="preserve">  2013–2014</w:t>
+      </w:r>
+    </w:p>
+    <w:p>
+      <w:pPr>
+        <w:pStyle w:val="ListParagraph"/>
+        <w:numPr>
+          <w:ilvl w:val="0"/>
+          <w:numId w:val="2"/>
+        </w:numPr>
+        <w:spacing w:before="30" w:after="30"/>
+      </w:pPr>
+      <w:r>
+        <w:t>Served as nursing educator and education coordinator for a group of four urgent care centers</w:t>
+      </w:r>
+    </w:p>
+    <w:p>
+      <w:pPr>
+        <w:pStyle w:val="ListParagraph"/>
+        <w:numPr>
+          <w:ilvl w:val="0"/>
+          <w:numId w:val="2"/>
+        </w:numPr>
+        <w:spacing w:before="30" w:after="30"/>
+      </w:pPr>
+      <w:r>
+        <w:t>Oriented new nursing staff and provided continuing education for current staff across all locations</w:t>
+      </w:r>
+    </w:p>
+    <w:p>
+      <w:pPr>
+        <w:pStyle w:val="ListParagraph"/>
+        <w:numPr>
+          <w:ilvl w:val="0"/>
+          <w:numId w:val="2"/>
+        </w:numPr>
+        <w:spacing w:before="30" w:after="30"/>
+      </w:pPr>
+      <w:r>
+        <w:t>Developed evidence-based emergency protocols for anaphylaxis, chest pain, respiratory distress, fever, and stroke management</w:t>
+      </w:r>
+    </w:p>
+    <w:p>
+      <w:pPr>
+        <w:pStyle w:val="ListParagraph"/>
+        <w:numPr>
+          <w:ilvl w:val="0"/>
+          <w:numId w:val="2"/>
+        </w:numPr>
+        <w:spacing w:before="30" w:after="30"/>
+      </w:pPr>
+      <w:r>
+        <w:t>Taught BLS and ACLS courses to nurses, providers, and clinical staff</w:t>
       </w:r>
     </w:p>
     <w:p>
@@ -949,7 +979,7 @@
           <w:sz w:val="22"/>
           <w:szCs w:val="22"/>
         </w:rPr>
-        <w:t xml:space="preserve">Adjunct Clinical </w:t>
+        <w:t xml:space="preserve">Clinical Nurse Educator — Critical Care </w:t>
       </w:r>
       <w:proofErr w:type="gramStart"/>
       <w:r>
@@ -959,7 +989,7 @@
           <w:sz w:val="22"/>
           <w:szCs w:val="22"/>
         </w:rPr>
-        <w:t>Faculty</w:t>
+        <w:t>Services</w:t>
       </w:r>
       <w:r>
         <w:rPr>
@@ -972,7 +1002,7 @@
         <w:rPr>
           <w:color w:val="444444"/>
         </w:rPr>
-        <w:t xml:space="preserve">  George Mason University — Fairfax, </w:t>
+        <w:t xml:space="preserve">  Prince William Hospital — Manassas, </w:t>
       </w:r>
       <w:proofErr w:type="gramStart"/>
       <w:r>
@@ -986,20 +1016,33 @@
         <w:rPr>
           <w:color w:val="444444"/>
         </w:rPr>
-        <w:t xml:space="preserve">  2010–2011</w:t>
-      </w:r>
-    </w:p>
-    <w:p>
-      <w:pPr>
-        <w:pStyle w:val="ListParagraph"/>
-        <w:numPr>
-          <w:ilvl w:val="0"/>
-          <w:numId w:val="2"/>
-        </w:numPr>
-        <w:spacing w:before="30" w:after="30"/>
-      </w:pPr>
-      <w:r>
-        <w:t>Served as clinical instructor for BSN students in medical/surgical and obstetrics rotations</w:t>
+        <w:t xml:space="preserve">  2013</w:t>
+      </w:r>
+    </w:p>
+    <w:p>
+      <w:pPr>
+        <w:pStyle w:val="ListParagraph"/>
+        <w:numPr>
+          <w:ilvl w:val="0"/>
+          <w:numId w:val="2"/>
+        </w:numPr>
+        <w:spacing w:before="30" w:after="30"/>
+      </w:pPr>
+      <w:r>
+        <w:t>Served as unit-based clinical educator for CCU, PCU, and telemetry monitor technicians</w:t>
+      </w:r>
+    </w:p>
+    <w:p>
+      <w:pPr>
+        <w:pStyle w:val="ListParagraph"/>
+        <w:numPr>
+          <w:ilvl w:val="0"/>
+          <w:numId w:val="2"/>
+        </w:numPr>
+        <w:spacing w:before="30" w:after="30"/>
+      </w:pPr>
+      <w:r>
+        <w:t>Assessed staff learning needs, implemented educational programs, and maintained Joint Commission competency standards across assigned units</w:t>
       </w:r>
     </w:p>
     <w:p>
@@ -1013,7 +1056,7 @@
           <w:sz w:val="22"/>
           <w:szCs w:val="22"/>
         </w:rPr>
-        <w:t xml:space="preserve">Registered Nurse — </w:t>
+        <w:t xml:space="preserve">Adjunct Clinical </w:t>
       </w:r>
       <w:proofErr w:type="gramStart"/>
       <w:r>
@@ -1023,7 +1066,7 @@
           <w:sz w:val="22"/>
           <w:szCs w:val="22"/>
         </w:rPr>
-        <w:t>ICU</w:t>
+        <w:t>Faculty</w:t>
       </w:r>
       <w:r>
         <w:rPr>
@@ -1036,34 +1079,34 @@
         <w:rPr>
           <w:color w:val="444444"/>
         </w:rPr>
-        <w:t xml:space="preserve">  MD Anderson Cancer Center, Houston, </w:t>
-      </w:r>
-      <w:proofErr w:type="gramStart"/>
-      <w:r>
-        <w:rPr>
-          <w:color w:val="444444"/>
-        </w:rPr>
-        <w:t>TX  |</w:t>
-      </w:r>
-      <w:proofErr w:type="gramEnd"/>
-      <w:r>
-        <w:rPr>
-          <w:color w:val="444444"/>
-        </w:rPr>
-        <w:t xml:space="preserve">  2007–2008</w:t>
-      </w:r>
-    </w:p>
-    <w:p>
-      <w:pPr>
-        <w:pStyle w:val="ListParagraph"/>
-        <w:numPr>
-          <w:ilvl w:val="0"/>
-          <w:numId w:val="2"/>
-        </w:numPr>
-        <w:spacing w:before="30" w:after="30"/>
-      </w:pPr>
-      <w:r>
-        <w:t>Provided ICU nursing care for critically ill oncology patients, managing complex medication regimens, treatment toxicities, and multi-system complications</w:t>
+        <w:t xml:space="preserve">  George Mason University — Fairfax, </w:t>
+      </w:r>
+      <w:proofErr w:type="gramStart"/>
+      <w:r>
+        <w:rPr>
+          <w:color w:val="444444"/>
+        </w:rPr>
+        <w:t>VA  |</w:t>
+      </w:r>
+      <w:proofErr w:type="gramEnd"/>
+      <w:r>
+        <w:rPr>
+          <w:color w:val="444444"/>
+        </w:rPr>
+        <w:t xml:space="preserve">  2010–2011</w:t>
+      </w:r>
+    </w:p>
+    <w:p>
+      <w:pPr>
+        <w:pStyle w:val="ListParagraph"/>
+        <w:numPr>
+          <w:ilvl w:val="0"/>
+          <w:numId w:val="2"/>
+        </w:numPr>
+        <w:spacing w:before="30" w:after="30"/>
+      </w:pPr>
+      <w:r>
+        <w:t>Served as clinical instructor for BSN students in medical/surgical and obstetrics rotations</w:t>
       </w:r>
     </w:p>
     <w:p>
@@ -1077,7 +1120,7 @@
           <w:sz w:val="22"/>
           <w:szCs w:val="22"/>
         </w:rPr>
-        <w:t xml:space="preserve">Registered Nurse — ICU, ED, IR/Cath Lab, PACU, Outpatient </w:t>
+        <w:t xml:space="preserve">Registered Nurse — </w:t>
       </w:r>
       <w:proofErr w:type="gramStart"/>
       <w:r>
@@ -1087,7 +1130,7 @@
           <w:sz w:val="22"/>
           <w:szCs w:val="22"/>
         </w:rPr>
-        <w:t>Infusion</w:t>
+        <w:t>ICU</w:t>
       </w:r>
       <w:r>
         <w:rPr>
@@ -1100,68 +1143,34 @@
         <w:rPr>
           <w:color w:val="444444"/>
         </w:rPr>
-        <w:t xml:space="preserve">  Various Hospitals — TX &amp; </w:t>
-      </w:r>
-      <w:proofErr w:type="gramStart"/>
-      <w:r>
-        <w:rPr>
-          <w:color w:val="444444"/>
-        </w:rPr>
-        <w:t>VA  |</w:t>
-      </w:r>
-      <w:proofErr w:type="gramEnd"/>
-      <w:r>
-        <w:rPr>
-          <w:color w:val="444444"/>
-        </w:rPr>
-        <w:t xml:space="preserve">  2009–2016</w:t>
-      </w:r>
-    </w:p>
-    <w:p>
-      <w:pPr>
-        <w:pStyle w:val="ListParagraph"/>
-        <w:numPr>
-          <w:ilvl w:val="0"/>
-          <w:numId w:val="2"/>
-        </w:numPr>
-        <w:spacing w:before="30" w:after="30"/>
-      </w:pPr>
-      <w:r>
-        <w:t>Delivered high-acuity nursing care across critical care, emergency, and procedural settings</w:t>
-      </w:r>
-    </w:p>
-    <w:p>
-      <w:pPr>
-        <w:pStyle w:val="ListParagraph"/>
-        <w:numPr>
-          <w:ilvl w:val="0"/>
-          <w:numId w:val="2"/>
-        </w:numPr>
-        <w:spacing w:before="30" w:after="30"/>
-      </w:pPr>
-      <w:r>
-        <w:t>Administered biologics, chemotherapy, and complex IV therapies in outpatient infusion and inpatient settings</w:t>
-      </w:r>
-    </w:p>
-    <w:p>
-      <w:pPr>
-        <w:pStyle w:val="ListParagraph"/>
-        <w:numPr>
-          <w:ilvl w:val="0"/>
-          <w:numId w:val="2"/>
-        </w:numPr>
-        <w:spacing w:before="30" w:after="30"/>
-      </w:pPr>
-      <w:r>
-        <w:t xml:space="preserve">Participated as nurse educator in all Code STEMIs in the </w:t>
-      </w:r>
-      <w:proofErr w:type="spellStart"/>
-      <w:r>
-        <w:t>cath</w:t>
-      </w:r>
-      <w:proofErr w:type="spellEnd"/>
-      <w:r>
-        <w:t xml:space="preserve"> lab</w:t>
+        <w:t xml:space="preserve">  MD Anderson Cancer Center, Houston, </w:t>
+      </w:r>
+      <w:proofErr w:type="gramStart"/>
+      <w:r>
+        <w:rPr>
+          <w:color w:val="444444"/>
+        </w:rPr>
+        <w:t>TX  |</w:t>
+      </w:r>
+      <w:proofErr w:type="gramEnd"/>
+      <w:r>
+        <w:rPr>
+          <w:color w:val="444444"/>
+        </w:rPr>
+        <w:t xml:space="preserve">  2007–2008</w:t>
+      </w:r>
+    </w:p>
+    <w:p>
+      <w:pPr>
+        <w:pStyle w:val="ListParagraph"/>
+        <w:numPr>
+          <w:ilvl w:val="0"/>
+          <w:numId w:val="2"/>
+        </w:numPr>
+        <w:spacing w:before="30" w:after="30"/>
+      </w:pPr>
+      <w:r>
+        <w:t>Provided ICU nursing care for critically ill oncology patients, managing complex medication regimens, treatment toxicities, and multi-system complications</w:t>
       </w:r>
     </w:p>
     <w:p>
@@ -1254,6 +1263,14 @@
       </w:pPr>
       <w:r>
         <w:t>Registered Nurse — Texas (RN)</w:t>
+      </w:r>
+    </w:p>
+    <w:p>
+      <w:pPr>
+        <w:spacing w:after="20"/>
+      </w:pPr>
+      <w:r>
+        <w:t>CITI GCP &amp; Human Subjects Training</w:t>
       </w:r>
     </w:p>
     <w:p>
